--- a/docs/Work-OS-Marketing-Brief-HE.docx
+++ b/docs/Work-OS-Marketing-Brief-HE.docx
@@ -4,15 +4,16 @@
   <w:body>
     <w:p>
       <w:pPr>
+        <w:bidi/>
         <w:spacing w:after="200"/>
         <w:jc w:val="center"/>
       </w:pPr>
       <w:r>
         <w:drawing>
           <wp:inline distT="0" distB="0" distL="0" distR="0">
-            <wp:extent cx="1143000" cy="1143000"/>
+            <wp:extent cx="1333500" cy="1333500"/>
             <wp:effectExtent t="0" r="0" b="0" l="0"/>
-            <wp:docPr id="1" name="mapi-logo" descr="Israel Mapping Center Logo" title="Mapi Logo"/>
+            <wp:docPr id="1" name="mapi-logo" descr="לוגו המרכז למיפוי ישראל" title="לוגו מפ&quot;י"/>
             <wp:cNvGraphicFramePr>
               <a:graphicFrameLocks xmlns:a="http://schemas.openxmlformats.org/drawingml/2006/main" noChangeAspect="1"/>
             </wp:cNvGraphicFramePr>
@@ -35,7 +36,7 @@
                   <pic:spPr bwMode="auto">
                     <a:xfrm>
                       <a:off x="0" y="0"/>
-                      <a:ext cx="1143000" cy="1143000"/>
+                      <a:ext cx="1333500" cy="1333500"/>
                     </a:xfrm>
                     <a:prstGeom prst="rect">
                       <a:avLst/>
@@ -50,8 +51,8 @@
     </w:p>
     <w:p>
       <w:pPr>
-        <w:pStyle w:val="Heading1"/>
-        <w:spacing w:after="100"/>
+        <w:bidi/>
+        <w:spacing w:after="80"/>
         <w:jc w:val="center"/>
       </w:pPr>
       <w:r>
@@ -60,15 +61,34 @@
           <w:b/>
           <w:bCs/>
           <w:color w:val="1E5FA8"/>
-          <w:sz w:val="36"/>
-          <w:szCs w:val="36"/>
-        </w:rPr>
-        <w:t xml:space="preserve">Work OS — פלטפורמת ניהול פרויקטים של המרכז למיפוי ישראל</w:t>
-      </w:r>
-    </w:p>
-    <w:p>
-      <w:pPr>
-        <w:spacing w:after="400"/>
+          <w:sz w:val="56"/>
+          <w:szCs w:val="56"/>
+        </w:rPr>
+        <w:t xml:space="preserve">Work OS</w:t>
+      </w:r>
+    </w:p>
+    <w:p>
+      <w:pPr>
+        <w:bidi/>
+        <w:spacing w:after="80"/>
+        <w:jc w:val="center"/>
+      </w:pPr>
+      <w:r>
+        <w:rPr>
+          <w:rFonts w:ascii="Arial" w:cs="Arial" w:eastAsia="Arial" w:hAnsi="Arial"/>
+          <w:b/>
+          <w:bCs/>
+          <w:color w:val="1A1A2E"/>
+          <w:sz w:val="28"/>
+          <w:szCs w:val="28"/>
+        </w:rPr>
+        <w:t xml:space="preserve">פלטפורמת ניהול פרויקטים של המרכז למיפוי ישראל</w:t>
+      </w:r>
+    </w:p>
+    <w:p>
+      <w:pPr>
+        <w:bidi/>
+        <w:spacing w:after="300"/>
         <w:jc w:val="center"/>
       </w:pPr>
       <w:r>
@@ -77,23 +97,47 @@
           <w:i/>
           <w:iCs/>
           <w:color w:val="555555"/>
-          <w:sz w:val="28"/>
-          <w:szCs w:val="28"/>
-        </w:rPr>
-        <w:t xml:space="preserve">בריף שיווקי</w:t>
-      </w:r>
-    </w:p>
-    <w:p>
-      <w:pPr>
-        <w:pBdr>
-          <w:bottom w:val="single" w:color="1E5FA8" w:sz="6" w:space="1"/>
-        </w:pBdr>
-        <w:spacing w:after="300"/>
-      </w:pPr>
-    </w:p>
-    <w:p>
-      <w:pPr>
-        <w:spacing w:after="200" w:line="360"/>
+          <w:sz w:val="22"/>
+          <w:szCs w:val="22"/>
+        </w:rPr>
+        <w:t xml:space="preserve">בריף שיווקי · אפריל 2026</w:t>
+      </w:r>
+    </w:p>
+    <w:p>
+      <w:pPr>
+        <w:pBdr>
+          <w:bottom w:val="single" w:color="1E5FA8" w:sz="8" w:space="1"/>
+        </w:pBdr>
+        <w:bidi/>
+        <w:spacing w:after="400"/>
+      </w:pPr>
+    </w:p>
+    <w:p>
+      <w:pPr>
+        <w:pStyle w:val="Heading2"/>
+        <w:pBdr>
+          <w:bottom w:val="single" w:color="1E5FA8" w:sz="2" w:space="4"/>
+        </w:pBdr>
+        <w:bidi/>
+        <w:spacing w:after="120" w:before="300"/>
+        <w:jc w:val="right"/>
+      </w:pPr>
+      <w:r>
+        <w:rPr>
+          <w:rFonts w:ascii="Arial" w:cs="Arial" w:eastAsia="Arial" w:hAnsi="Arial"/>
+          <w:b/>
+          <w:bCs/>
+          <w:color w:val="1E5FA8"/>
+          <w:sz w:val="30"/>
+          <w:szCs w:val="30"/>
+        </w:rPr>
+        <w:t xml:space="preserve">🏢  סקירה כללית</w:t>
+      </w:r>
+    </w:p>
+    <w:p>
+      <w:pPr>
+        <w:bidi/>
+        <w:spacing w:after="160" w:line="380"/>
         <w:jc w:val="right"/>
       </w:pPr>
       <w:r>
@@ -108,7 +152,30 @@
     </w:p>
     <w:p>
       <w:pPr>
-        <w:spacing w:after="200" w:line="360"/>
+        <w:pStyle w:val="Heading2"/>
+        <w:pBdr>
+          <w:bottom w:val="single" w:color="1E5FA8" w:sz="2" w:space="4"/>
+        </w:pBdr>
+        <w:bidi/>
+        <w:spacing w:after="120" w:before="300"/>
+        <w:jc w:val="right"/>
+      </w:pPr>
+      <w:r>
+        <w:rPr>
+          <w:rFonts w:ascii="Arial" w:cs="Arial" w:eastAsia="Arial" w:hAnsi="Arial"/>
+          <w:b/>
+          <w:bCs/>
+          <w:color w:val="1E5FA8"/>
+          <w:sz w:val="30"/>
+          <w:szCs w:val="30"/>
+        </w:rPr>
+        <w:t xml:space="preserve">📊  לוח גאנט ו-WBS</w:t>
+      </w:r>
+    </w:p>
+    <w:p>
+      <w:pPr>
+        <w:bidi/>
+        <w:spacing w:after="160" w:line="380"/>
         <w:jc w:val="right"/>
       </w:pPr>
       <w:r>
@@ -118,12 +185,68 @@
           <w:sz w:val="24"/>
           <w:szCs w:val="24"/>
         </w:rPr>
-        <w:t xml:space="preserve">המערכת מציגה לוח גאנט אינטראקטיבי עם תכנון מול ביצוע, נתיב קריטי, אבני דרך וחבילות עבודה (WBS) בהיררכיה של 8 רמות — מפורטפוליו ועד תת-משימה.</w:t>
-      </w:r>
-    </w:p>
-    <w:p>
-      <w:pPr>
-        <w:spacing w:after="200" w:line="360"/>
+        <w:t xml:space="preserve">לוח גאנט אינטראקטיבי עם תכנון מול ביצוע, נתיב קריטי, אבני דרך וחבילות עבודה (WBS) בהיררכיה של 8 רמות — מפורטפוליו ועד תת-משימה. כל שלב מציג פסים כפולים: תכנון (אפור) וביצוע (צבעוני לפי בריאות).</w:t>
+      </w:r>
+    </w:p>
+    <w:p>
+      <w:pPr>
+        <w:pBdr>
+          <w:top w:val="single" w:color="1E5FA8" w:sz="1" w:space="8"/>
+          <w:bottom w:val="single" w:color="1E5FA8" w:sz="1" w:space="8"/>
+          <w:left w:val="single" w:color="1E5FA8" w:sz="1" w:space="8"/>
+          <w:right w:val="single" w:color="1E5FA8" w:sz="1" w:space="8"/>
+        </w:pBdr>
+        <w:shd w:fill="E8F0FE" w:val="clear"/>
+        <w:bidi/>
+        <w:spacing w:after="200" w:before="100"/>
+        <w:jc w:val="center"/>
+      </w:pPr>
+      <w:r>
+        <w:rPr>
+          <w:rFonts w:ascii="Arial" w:cs="Arial" w:eastAsia="Arial" w:hAnsi="Arial"/>
+          <w:sz w:val="20"/>
+          <w:szCs w:val="20"/>
+        </w:rPr>
+        <w:t xml:space="preserve">📸 </w:t>
+      </w:r>
+      <w:r>
+        <w:rPr>
+          <w:rFonts w:ascii="Arial" w:cs="Arial" w:eastAsia="Arial" w:hAnsi="Arial"/>
+          <w:i/>
+          <w:iCs/>
+          <w:color w:val="1E5FA8"/>
+          <w:sz w:val="20"/>
+          <w:szCs w:val="20"/>
+        </w:rPr>
+        <w:t xml:space="preserve">תצוגת גאנט עם WBS היררכי — כולל milestones, נתיב קריטי ופסי planned vs actual</w:t>
+      </w:r>
+    </w:p>
+    <w:p>
+      <w:pPr>
+        <w:pStyle w:val="Heading2"/>
+        <w:pBdr>
+          <w:bottom w:val="single" w:color="1E5FA8" w:sz="2" w:space="4"/>
+        </w:pBdr>
+        <w:bidi/>
+        <w:spacing w:after="120" w:before="300"/>
+        <w:jc w:val="right"/>
+      </w:pPr>
+      <w:r>
+        <w:rPr>
+          <w:rFonts w:ascii="Arial" w:cs="Arial" w:eastAsia="Arial" w:hAnsi="Arial"/>
+          <w:b/>
+          <w:bCs/>
+          <w:color w:val="1E5FA8"/>
+          <w:sz w:val="30"/>
+          <w:szCs w:val="30"/>
+        </w:rPr>
+        <w:t xml:space="preserve">🤖  עוזר אישי מבוסס AI</w:t>
+      </w:r>
+    </w:p>
+    <w:p>
+      <w:pPr>
+        <w:bidi/>
+        <w:spacing w:after="160" w:line="380"/>
         <w:jc w:val="right"/>
       </w:pPr>
       <w:r>
@@ -133,12 +256,68 @@
           <w:sz w:val="24"/>
           <w:szCs w:val="24"/>
         </w:rPr>
-        <w:t xml:space="preserve">עוזר אישי מבוסס AI מאפשר לנהל את המערכת בדיבור או בכתיבה: לפתוח משימות, לשאול "מה הסיכונים?", ולקבל תשובות מיידיות עם נתונים אמיתיים מהפרויקטים.</w:t>
-      </w:r>
-    </w:p>
-    <w:p>
-      <w:pPr>
-        <w:spacing w:after="200" w:line="360"/>
+        <w:t xml:space="preserve">עוזר אישי חכם (Agentic AI) מאפשר לנהל את המערכת בדיבור או בכתיבה: לפתוח משימות, לשאול "מה הסיכונים?", ולקבל תשובות מיידיות עם נתונים אמיתיים. העוזר מזהה כוונות, משלים פערים בדיאלוג, ומבצע פעולות רק לאחר אישור המשתמש.</w:t>
+      </w:r>
+    </w:p>
+    <w:p>
+      <w:pPr>
+        <w:pBdr>
+          <w:top w:val="single" w:color="1E5FA8" w:sz="1" w:space="8"/>
+          <w:bottom w:val="single" w:color="1E5FA8" w:sz="1" w:space="8"/>
+          <w:left w:val="single" w:color="1E5FA8" w:sz="1" w:space="8"/>
+          <w:right w:val="single" w:color="1E5FA8" w:sz="1" w:space="8"/>
+        </w:pBdr>
+        <w:shd w:fill="E8F0FE" w:val="clear"/>
+        <w:bidi/>
+        <w:spacing w:after="200" w:before="100"/>
+        <w:jc w:val="center"/>
+      </w:pPr>
+      <w:r>
+        <w:rPr>
+          <w:rFonts w:ascii="Arial" w:cs="Arial" w:eastAsia="Arial" w:hAnsi="Arial"/>
+          <w:sz w:val="20"/>
+          <w:szCs w:val="20"/>
+        </w:rPr>
+        <w:t xml:space="preserve">📸 </w:t>
+      </w:r>
+      <w:r>
+        <w:rPr>
+          <w:rFonts w:ascii="Arial" w:cs="Arial" w:eastAsia="Arial" w:hAnsi="Arial"/>
+          <w:i/>
+          <w:iCs/>
+          <w:color w:val="1E5FA8"/>
+          <w:sz w:val="20"/>
+          <w:szCs w:val="20"/>
+        </w:rPr>
+        <w:t xml:space="preserve">העוזר האישי — ממשק צ'אט עם זיהוי קולי, הצעות חכמות וכרטיס אישור לפני ביצוע</w:t>
+      </w:r>
+    </w:p>
+    <w:p>
+      <w:pPr>
+        <w:pStyle w:val="Heading2"/>
+        <w:pBdr>
+          <w:bottom w:val="single" w:color="1E5FA8" w:sz="2" w:space="4"/>
+        </w:pBdr>
+        <w:bidi/>
+        <w:spacing w:after="120" w:before="300"/>
+        <w:jc w:val="right"/>
+      </w:pPr>
+      <w:r>
+        <w:rPr>
+          <w:rFonts w:ascii="Arial" w:cs="Arial" w:eastAsia="Arial" w:hAnsi="Arial"/>
+          <w:b/>
+          <w:bCs/>
+          <w:color w:val="1E5FA8"/>
+          <w:sz w:val="30"/>
+          <w:szCs w:val="30"/>
+        </w:rPr>
+        <w:t xml:space="preserve">⚠️  ניהול סיכונים פרואקטיבי</w:t>
+      </w:r>
+    </w:p>
+    <w:p>
+      <w:pPr>
+        <w:bidi/>
+        <w:spacing w:after="160" w:line="380"/>
         <w:jc w:val="right"/>
       </w:pPr>
       <w:r>
@@ -148,12 +327,68 @@
           <w:sz w:val="24"/>
           <w:szCs w:val="24"/>
         </w:rPr>
-        <w:t xml:space="preserve">מנוע זיהוי סיכונים פרואקטיבי סורק את כל המשימות ברצף, מזהה חסימות, איחורים וחריגות — ומפיק תוכנית גידור (Mitigation Plan) עם המלצות אקטיביות לשיבוץ מחדש חכם על בסיס כישורים, זמינות וביצועים.</w:t>
-      </w:r>
-    </w:p>
-    <w:p>
-      <w:pPr>
-        <w:spacing w:after="200" w:line="360"/>
+        <w:t xml:space="preserve">מנוע AI סורק את כל המשימות ברצף, מזהה 5 סוגי סיכונים (איחור, חסימה, חריגה, התקדמות איטית, קריטי לא התחיל), ומפיק תוכנית גידור (Mitigation Plan) עם המלצות לשיבוץ מחדש על בסיס כישורים, זמינות וביצועים.</w:t>
+      </w:r>
+    </w:p>
+    <w:p>
+      <w:pPr>
+        <w:pBdr>
+          <w:top w:val="single" w:color="1E5FA8" w:sz="1" w:space="8"/>
+          <w:bottom w:val="single" w:color="1E5FA8" w:sz="1" w:space="8"/>
+          <w:left w:val="single" w:color="1E5FA8" w:sz="1" w:space="8"/>
+          <w:right w:val="single" w:color="1E5FA8" w:sz="1" w:space="8"/>
+        </w:pBdr>
+        <w:shd w:fill="E8F0FE" w:val="clear"/>
+        <w:bidi/>
+        <w:spacing w:after="200" w:before="100"/>
+        <w:jc w:val="center"/>
+      </w:pPr>
+      <w:r>
+        <w:rPr>
+          <w:rFonts w:ascii="Arial" w:cs="Arial" w:eastAsia="Arial" w:hAnsi="Arial"/>
+          <w:sz w:val="20"/>
+          <w:szCs w:val="20"/>
+        </w:rPr>
+        <w:t xml:space="preserve">📸 </w:t>
+      </w:r>
+      <w:r>
+        <w:rPr>
+          <w:rFonts w:ascii="Arial" w:cs="Arial" w:eastAsia="Arial" w:hAnsi="Arial"/>
+          <w:i/>
+          <w:iCs/>
+          <w:color w:val="1E5FA8"/>
+          <w:sz w:val="20"/>
+          <w:szCs w:val="20"/>
+        </w:rPr>
+        <w:t xml:space="preserve">דף ניהול סיכונים — 14 סיכונים פעילים, המלצות AI, חיזוי תאריך סיום וצווארי בקבוק</w:t>
+      </w:r>
+    </w:p>
+    <w:p>
+      <w:pPr>
+        <w:pStyle w:val="Heading2"/>
+        <w:pBdr>
+          <w:bottom w:val="single" w:color="1E5FA8" w:sz="2" w:space="4"/>
+        </w:pBdr>
+        <w:bidi/>
+        <w:spacing w:after="120" w:before="300"/>
+        <w:jc w:val="right"/>
+      </w:pPr>
+      <w:r>
+        <w:rPr>
+          <w:rFonts w:ascii="Arial" w:cs="Arial" w:eastAsia="Arial" w:hAnsi="Arial"/>
+          <w:b/>
+          <w:bCs/>
+          <w:color w:val="1E5FA8"/>
+          <w:sz w:val="30"/>
+          <w:szCs w:val="30"/>
+        </w:rPr>
+        <w:t xml:space="preserve">📈  דשבורדים מותאמי תפקיד</w:t>
+      </w:r>
+    </w:p>
+    <w:p>
+      <w:pPr>
+        <w:bidi/>
+        <w:spacing w:after="160" w:line="380"/>
         <w:jc w:val="right"/>
       </w:pPr>
       <w:r>
@@ -163,12 +398,35 @@
           <w:sz w:val="24"/>
           <w:szCs w:val="24"/>
         </w:rPr>
-        <w:t xml:space="preserve">דשבורדים מותאמי תפקיד מציגים KPIs שונים למנהל פרויקט (תפעולי) ולמנהל PMO (אסטרטגי) — כולל Velocity, Budget Adherence, EVM, ROI ו-RAG.</w:t>
-      </w:r>
-    </w:p>
-    <w:p>
-      <w:pPr>
-        <w:spacing w:after="200" w:line="360"/>
+        <w:t xml:space="preserve">KPIs שונים למנהל פרויקט (תפעולי: Velocity, Budget, Throughput) ולמנהל PMO (אסטרטגי: ROI, Alignment, Capacity, EVM). בורר תפקיד מחליף את כל הדשבורד בלחיצה.</w:t>
+      </w:r>
+    </w:p>
+    <w:p>
+      <w:pPr>
+        <w:pStyle w:val="Heading2"/>
+        <w:pBdr>
+          <w:bottom w:val="single" w:color="1E5FA8" w:sz="2" w:space="4"/>
+        </w:pBdr>
+        <w:bidi/>
+        <w:spacing w:after="120" w:before="300"/>
+        <w:jc w:val="right"/>
+      </w:pPr>
+      <w:r>
+        <w:rPr>
+          <w:rFonts w:ascii="Arial" w:cs="Arial" w:eastAsia="Arial" w:hAnsi="Arial"/>
+          <w:b/>
+          <w:bCs/>
+          <w:color w:val="1E5FA8"/>
+          <w:sz w:val="30"/>
+          <w:szCs w:val="30"/>
+        </w:rPr>
+        <w:t xml:space="preserve">🗂️  4 תצוגות פרויקט</w:t>
+      </w:r>
+    </w:p>
+    <w:p>
+      <w:pPr>
+        <w:bidi/>
+        <w:spacing w:after="160" w:line="380"/>
         <w:jc w:val="right"/>
       </w:pPr>
       <w:r>
@@ -178,12 +436,35 @@
           <w:sz w:val="24"/>
           <w:szCs w:val="24"/>
         </w:rPr>
-        <w:t xml:space="preserve">המערכת כוללת 4 תצוגות פרויקט — רשימה, קנבן (Drag &amp; Drop), גאנט, ויומן — שמאפשרות לכל משתמש לעבוד בסגנון שמתאים לו.</w:t>
-      </w:r>
-    </w:p>
-    <w:p>
-      <w:pPr>
-        <w:spacing w:after="200" w:line="360"/>
+        <w:t xml:space="preserve">רשימה, קנבן (Drag &amp; Drop), גאנט, ויומן — לכל משתמש הסגנון שמתאים לו. כל התצוגות תומכות RTL מלא.</w:t>
+      </w:r>
+    </w:p>
+    <w:p>
+      <w:pPr>
+        <w:pStyle w:val="Heading2"/>
+        <w:pBdr>
+          <w:bottom w:val="single" w:color="1E5FA8" w:sz="2" w:space="4"/>
+        </w:pBdr>
+        <w:bidi/>
+        <w:spacing w:after="120" w:before="300"/>
+        <w:jc w:val="right"/>
+      </w:pPr>
+      <w:r>
+        <w:rPr>
+          <w:rFonts w:ascii="Arial" w:cs="Arial" w:eastAsia="Arial" w:hAnsi="Arial"/>
+          <w:b/>
+          <w:bCs/>
+          <w:color w:val="1E5FA8"/>
+          <w:sz w:val="30"/>
+          <w:szCs w:val="30"/>
+        </w:rPr>
+        <w:t xml:space="preserve">👥  ניהול משתתפים ו-FTE</w:t>
+      </w:r>
+    </w:p>
+    <w:p>
+      <w:pPr>
+        <w:bidi/>
+        <w:spacing w:after="160" w:line="380"/>
         <w:jc w:val="right"/>
       </w:pPr>
       <w:r>
@@ -193,12 +474,35 @@
           <w:sz w:val="24"/>
           <w:szCs w:val="24"/>
         </w:rPr>
-        <w:t xml:space="preserve">ניהול משתתפים עם FTE עוקב אחר אחוזי משרה לכל חבר צוות בכל פרויקט, ומתריע אוטומטית על הקצאת יתר מעל 80%.</w:t>
-      </w:r>
-    </w:p>
-    <w:p>
-      <w:pPr>
-        <w:spacing w:after="200" w:line="360"/>
+        <w:t xml:space="preserve">מעקב אחר אחוזי משרה לכל חבר צוות בכל פרויקט, עם התרעה אוטומטית על הקצאת יתר מעל 80%. כל משתתף מוצג עם תפקיד, FTE, וצבע רמזור.</w:t>
+      </w:r>
+    </w:p>
+    <w:p>
+      <w:pPr>
+        <w:pStyle w:val="Heading2"/>
+        <w:pBdr>
+          <w:bottom w:val="single" w:color="1E5FA8" w:sz="2" w:space="4"/>
+        </w:pBdr>
+        <w:bidi/>
+        <w:spacing w:after="120" w:before="300"/>
+        <w:jc w:val="right"/>
+      </w:pPr>
+      <w:r>
+        <w:rPr>
+          <w:rFonts w:ascii="Arial" w:cs="Arial" w:eastAsia="Arial" w:hAnsi="Arial"/>
+          <w:b/>
+          <w:bCs/>
+          <w:color w:val="1E5FA8"/>
+          <w:sz w:val="30"/>
+          <w:szCs w:val="30"/>
+        </w:rPr>
+        <w:t xml:space="preserve">🔒  הרשאות RBAC</w:t>
+      </w:r>
+    </w:p>
+    <w:p>
+      <w:pPr>
+        <w:bidi/>
+        <w:spacing w:after="160" w:line="380"/>
         <w:jc w:val="right"/>
       </w:pPr>
       <w:r>
@@ -208,12 +512,35 @@
           <w:sz w:val="24"/>
           <w:szCs w:val="24"/>
         </w:rPr>
-        <w:t xml:space="preserve">מערכת RBAC עם 5 תפקידים ומטריצת הרשאות מלאה מבטיחה שכל משתמש רואה ופועל רק בהתאם לסמכויותיו.</w:t>
-      </w:r>
-    </w:p>
-    <w:p>
-      <w:pPr>
-        <w:spacing w:after="200" w:line="360"/>
+        <w:t xml:space="preserve">5 תפקידים (Admin, Manager, Member, Viewer, Guest) עם מטריצת הרשאות מלאה. מסך ניהול מערכת לאדמין — משתמשים, תפקידים, סוגי משימות ושיוך היררכי.</w:t>
+      </w:r>
+    </w:p>
+    <w:p>
+      <w:pPr>
+        <w:pStyle w:val="Heading2"/>
+        <w:pBdr>
+          <w:bottom w:val="single" w:color="1E5FA8" w:sz="2" w:space="4"/>
+        </w:pBdr>
+        <w:bidi/>
+        <w:spacing w:after="120" w:before="300"/>
+        <w:jc w:val="right"/>
+      </w:pPr>
+      <w:r>
+        <w:rPr>
+          <w:rFonts w:ascii="Arial" w:cs="Arial" w:eastAsia="Arial" w:hAnsi="Arial"/>
+          <w:b/>
+          <w:bCs/>
+          <w:color w:val="1E5FA8"/>
+          <w:sz w:val="30"/>
+          <w:szCs w:val="30"/>
+        </w:rPr>
+        <w:t xml:space="preserve">🌍  רב-לשוניות ו-RTL</w:t>
+      </w:r>
+    </w:p>
+    <w:p>
+      <w:pPr>
+        <w:bidi/>
+        <w:spacing w:after="160" w:line="380"/>
         <w:jc w:val="right"/>
       </w:pPr>
       <w:r>
@@ -223,12 +550,35 @@
           <w:sz w:val="24"/>
           <w:szCs w:val="24"/>
         </w:rPr>
-        <w:t xml:space="preserve">מסך ניהול מערכת מאפשר לאדמין לנהל משתמשים, להגדיר תפקידים, ליצור סוגי משימות מותאמים, ולשייך פרויקטים לפרוגרמות — הכל מממשק אחד.</w:t>
-      </w:r>
-    </w:p>
-    <w:p>
-      <w:pPr>
-        <w:spacing w:after="200" w:line="360"/>
+        <w:t xml:space="preserve">עברית (RTL מלא כולל גאנט!), אנגלית, רוסית, צרפתית וספרדית. זיהוי שפה אוטומטי לפי מיקום המשתמש. בניגוד ל-Monday ו-ClickUp — ללא באגי עברית.</w:t>
+      </w:r>
+    </w:p>
+    <w:p>
+      <w:pPr>
+        <w:pStyle w:val="Heading2"/>
+        <w:pBdr>
+          <w:bottom w:val="single" w:color="1E5FA8" w:sz="2" w:space="4"/>
+        </w:pBdr>
+        <w:bidi/>
+        <w:spacing w:after="120" w:before="300"/>
+        <w:jc w:val="right"/>
+      </w:pPr>
+      <w:r>
+        <w:rPr>
+          <w:rFonts w:ascii="Arial" w:cs="Arial" w:eastAsia="Arial" w:hAnsi="Arial"/>
+          <w:b/>
+          <w:bCs/>
+          <w:color w:val="1E5FA8"/>
+          <w:sz w:val="30"/>
+          <w:szCs w:val="30"/>
+        </w:rPr>
+        <w:t xml:space="preserve">📱  PWA לנייד וטאבלט</w:t>
+      </w:r>
+    </w:p>
+    <w:p>
+      <w:pPr>
+        <w:bidi/>
+        <w:spacing w:after="160" w:line="380"/>
         <w:jc w:val="right"/>
       </w:pPr>
       <w:r>
@@ -238,12 +588,35 @@
           <w:sz w:val="24"/>
           <w:szCs w:val="24"/>
         </w:rPr>
-        <w:t xml:space="preserve">המערכת תומכת בעברית RTL מלאה (כולל גאנט!) ובאנגלית, רוסית, צרפתית וספרדית, עם החלפת שפה בלחיצה אחת.</w:t>
-      </w:r>
-    </w:p>
-    <w:p>
-      <w:pPr>
-        <w:spacing w:after="200" w:line="360"/>
+        <w:t xml:space="preserve">אפליקציה מותאמת למובייל, iOS ו-Android — תפריט המבורגר, touch targets, safe-area. ניתנת להתקנה כאפליקציה native.</w:t>
+      </w:r>
+    </w:p>
+    <w:p>
+      <w:pPr>
+        <w:pStyle w:val="Heading2"/>
+        <w:pBdr>
+          <w:bottom w:val="single" w:color="1E5FA8" w:sz="2" w:space="4"/>
+        </w:pBdr>
+        <w:bidi/>
+        <w:spacing w:after="120" w:before="300"/>
+        <w:jc w:val="right"/>
+      </w:pPr>
+      <w:r>
+        <w:rPr>
+          <w:rFonts w:ascii="Arial" w:cs="Arial" w:eastAsia="Arial" w:hAnsi="Arial"/>
+          <w:b/>
+          <w:bCs/>
+          <w:color w:val="1E5FA8"/>
+          <w:sz w:val="30"/>
+          <w:szCs w:val="30"/>
+        </w:rPr>
+        <w:t xml:space="preserve">❓  עזרה ולמידה</w:t>
+      </w:r>
+    </w:p>
+    <w:p>
+      <w:pPr>
+        <w:bidi/>
+        <w:spacing w:after="160" w:line="380"/>
         <w:jc w:val="right"/>
       </w:pPr>
       <w:r>
@@ -253,49 +626,40 @@
           <w:sz w:val="24"/>
           <w:szCs w:val="24"/>
         </w:rPr>
-        <w:t xml:space="preserve">אפליקציית PWA מותאמת לנייד, טאבלט, iOS ו-Android — כולל תפריט המבורגר, touch targets, ותמיכה ב-safe-area של iPhone.</w:t>
-      </w:r>
-    </w:p>
-    <w:p>
-      <w:pPr>
-        <w:spacing w:after="200" w:line="360"/>
-        <w:jc w:val="right"/>
-      </w:pPr>
-      <w:r>
-        <w:rPr>
-          <w:rFonts w:ascii="Arial" w:cs="Arial" w:eastAsia="Arial" w:hAnsi="Arial"/>
-          <w:color w:val="1A1A2E"/>
-          <w:sz w:val="24"/>
-          <w:szCs w:val="24"/>
-        </w:rPr>
-        <w:t xml:space="preserve">סיור אינטראקטיבי של 12 שלבים ובוט עזרה עם 16 שאלות נפוצות מבטיחים שכל משתמש — מהמנכ"ל ועד חבר הצוות המתחיל — מתמצא במערכת תוך דקות.</w:t>
-      </w:r>
-    </w:p>
-    <w:p>
-      <w:pPr>
-        <w:spacing w:after="200" w:line="360"/>
-        <w:jc w:val="right"/>
-      </w:pPr>
-      <w:r>
-        <w:rPr>
-          <w:rFonts w:ascii="Arial" w:cs="Arial" w:eastAsia="Arial" w:hAnsi="Arial"/>
-          <w:color w:val="1A1A2E"/>
-          <w:sz w:val="24"/>
-          <w:szCs w:val="24"/>
-        </w:rPr>
-        <w:t xml:space="preserve">Work OS — כי ניהול פרויקטים ארגוני צריך להיות חכם, נגיש, ובעברית.</w:t>
-      </w:r>
-    </w:p>
-    <w:p>
-      <w:pPr>
-        <w:pBdr>
-          <w:top w:val="single" w:color="1E5FA8" w:sz="4" w:space="1"/>
-        </w:pBdr>
-        <w:spacing w:after="100" w:before="400"/>
-      </w:pPr>
-    </w:p>
-    <w:p>
-      <w:pPr>
+        <w:t xml:space="preserve">סיור אינטראקטיבי של 12 שלבים ובוט עזרה עם 16 שאלות נפוצות. כל משתמש — מהמנכ"ל ועד חבר צוות מתחיל — מתמצא תוך דקות.</w:t>
+      </w:r>
+    </w:p>
+    <w:p>
+      <w:pPr>
+        <w:pBdr>
+          <w:top w:val="single" w:color="1E5FA8" w:sz="6" w:space="1"/>
+        </w:pBdr>
+        <w:bidi/>
+        <w:spacing w:after="200" w:before="400"/>
+      </w:pPr>
+    </w:p>
+    <w:p>
+      <w:pPr>
+        <w:shd w:fill="F5F5F5" w:val="clear"/>
+        <w:bidi/>
+        <w:spacing w:after="100"/>
+        <w:jc w:val="center"/>
+      </w:pPr>
+      <w:r>
+        <w:rPr>
+          <w:rFonts w:ascii="Arial" w:cs="Arial" w:eastAsia="Arial" w:hAnsi="Arial"/>
+          <w:b/>
+          <w:bCs/>
+          <w:color w:val="1E5FA8"/>
+          <w:sz w:val="26"/>
+          <w:szCs w:val="26"/>
+        </w:rPr>
+        <w:t xml:space="preserve">Work OS — כי ניהול פרויקטים ארגוני צריך להיות חכם, נגיש, ובעברית. 🇮🇱</w:t>
+      </w:r>
+    </w:p>
+    <w:p>
+      <w:pPr>
+        <w:bidi/>
         <w:jc w:val="center"/>
       </w:pPr>
       <w:r>
@@ -307,14 +671,14 @@
           <w:sz w:val="18"/>
           <w:szCs w:val="18"/>
         </w:rPr>
-        <w:t xml:space="preserve">המרכז למיפוי ישראל · אפריל 2026</w:t>
+        <w:t xml:space="preserve">המרכז למיפוי ישראל · מפ"י · 2026</w:t>
       </w:r>
     </w:p>
     <w:sectPr>
       <w:headerReference w:type="default" r:id="rId7"/>
       <w:footerReference w:type="default" r:id="rId8"/>
       <w:pgSz w:w="11906" w:h="16838" w:orient="portrait"/>
-      <w:pgMar w:top="1440" w:right="1440" w:bottom="1440" w:left="1440" w:header="708" w:footer="708" w:gutter="0"/>
+      <w:pgMar w:top="1200" w:right="1440" w:bottom="1200" w:left="1440" w:header="708" w:footer="708" w:gutter="0"/>
       <w:pgNumType/>
       <w:docGrid w:linePitch="360"/>
     </w:sectPr>
@@ -367,6 +731,7 @@
 <w:ftr xmlns:wpc="http://schemas.microsoft.com/office/word/2010/wordprocessingCanvas" xmlns:mc="http://schemas.openxmlformats.org/markup-compatibility/2006" xmlns:o="urn:schemas-microsoft-com:office:office" xmlns:r="http://schemas.openxmlformats.org/officeDocument/2006/relationships" xmlns:m="http://schemas.openxmlformats.org/officeDocument/2006/math" xmlns:v="urn:schemas-microsoft-com:vml" xmlns:wp14="http://schemas.microsoft.com/office/word/2010/wordprocessingDrawing" xmlns:wp="http://schemas.openxmlformats.org/drawingml/2006/wordprocessingDrawing" xmlns:w10="urn:schemas-microsoft-com:office:word" xmlns:w="http://schemas.openxmlformats.org/wordprocessingml/2006/main" xmlns:w14="http://schemas.microsoft.com/office/word/2010/wordml" xmlns:w15="http://schemas.microsoft.com/office/word/2012/wordml" xmlns:wpg="http://schemas.microsoft.com/office/word/2010/wordprocessingGroup" xmlns:wpi="http://schemas.microsoft.com/office/word/2010/wordprocessingInk" xmlns:wne="http://schemas.microsoft.com/office/word/2006/wordml" xmlns:wps="http://schemas.microsoft.com/office/word/2010/wordprocessingShape">
   <w:p>
     <w:pPr>
+      <w:bidi/>
       <w:jc w:val="center"/>
     </w:pPr>
     <w:r>
@@ -435,6 +800,7 @@
 <w:hdr xmlns:wpc="http://schemas.microsoft.com/office/word/2010/wordprocessingCanvas" xmlns:mc="http://schemas.openxmlformats.org/markup-compatibility/2006" xmlns:o="urn:schemas-microsoft-com:office:office" xmlns:r="http://schemas.openxmlformats.org/officeDocument/2006/relationships" xmlns:m="http://schemas.openxmlformats.org/officeDocument/2006/math" xmlns:v="urn:schemas-microsoft-com:vml" xmlns:wp14="http://schemas.microsoft.com/office/word/2010/wordprocessingDrawing" xmlns:wp="http://schemas.openxmlformats.org/drawingml/2006/wordprocessingDrawing" xmlns:w10="urn:schemas-microsoft-com:office:word" xmlns:w="http://schemas.openxmlformats.org/wordprocessingml/2006/main" xmlns:w14="http://schemas.microsoft.com/office/word/2010/wordml" xmlns:w15="http://schemas.microsoft.com/office/word/2012/wordml" xmlns:wpg="http://schemas.microsoft.com/office/word/2010/wordprocessingGroup" xmlns:wpi="http://schemas.microsoft.com/office/word/2010/wordprocessingInk" xmlns:wne="http://schemas.microsoft.com/office/word/2006/wordml" xmlns:wps="http://schemas.microsoft.com/office/word/2010/wordprocessingShape" xmlns:cx="http://schemas.microsoft.com/office/drawing/2014/chartex" xmlns:cx1="http://schemas.microsoft.com/office/drawing/2015/9/8/chartex" xmlns:cx2="http://schemas.microsoft.com/office/drawing/2015/10/21/chartex" xmlns:cx3="http://schemas.microsoft.com/office/drawing/2016/5/9/chartex" xmlns:cx4="http://schemas.microsoft.com/office/drawing/2016/5/10/chartex" xmlns:cx5="http://schemas.microsoft.com/office/drawing/2016/5/11/chartex" xmlns:cx6="http://schemas.microsoft.com/office/drawing/2016/5/12/chartex" xmlns:cx7="http://schemas.microsoft.com/office/drawing/2016/5/13/chartex" xmlns:cx8="http://schemas.microsoft.com/office/drawing/2016/5/14/chartex" xmlns:w16cid="http://schemas.microsoft.com/office/word/2016/wordml/cid" xmlns:w16se="http://schemas.microsoft.com/office/word/2015/wordml/symex">
   <w:p>
     <w:pPr>
+      <w:bidi/>
       <w:jc w:val="center"/>
     </w:pPr>
     <w:r>
@@ -446,7 +812,7 @@
         <w:sz w:val="16"/>
         <w:szCs w:val="16"/>
       </w:rPr>
-      <w:t xml:space="preserve">Work OS — Marketing Brief</w:t>
+      <w:t xml:space="preserve">Work OS — בריף שיווקי · המרכז למיפוי ישראל</w:t>
     </w:r>
   </w:p>
 </w:hdr>
@@ -736,7 +1102,9 @@
     <w:next w:val="Normal"/>
     <w:qFormat/>
     <w:pPr>
+      <w:bidi/>
       <w:spacing w:after="240" w:before="240"/>
+      <w:jc w:val="right"/>
       <w:outlineLvl w:val="0"/>
     </w:pPr>
     <w:rPr>
@@ -744,8 +1112,28 @@
       <w:b/>
       <w:bCs/>
       <w:color w:val="1E5FA8"/>
-      <w:sz w:val="36"/>
-      <w:szCs w:val="36"/>
+      <w:sz w:val="40"/>
+      <w:szCs w:val="40"/>
+    </w:rPr>
+  </w:style>
+  <w:style w:type="paragraph" w:styleId="Heading2">
+    <w:name w:val="Heading 2"/>
+    <w:basedOn w:val="Normal"/>
+    <w:next w:val="Normal"/>
+    <w:qFormat/>
+    <w:pPr>
+      <w:bidi/>
+      <w:spacing w:after="120" w:before="200"/>
+      <w:jc w:val="right"/>
+      <w:outlineLvl w:val="1"/>
+    </w:pPr>
+    <w:rPr>
+      <w:rFonts w:ascii="Arial" w:cs="Arial" w:eastAsia="Arial" w:hAnsi="Arial"/>
+      <w:b/>
+      <w:bCs/>
+      <w:color w:val="1E5FA8"/>
+      <w:sz w:val="30"/>
+      <w:szCs w:val="30"/>
     </w:rPr>
   </w:style>
 </w:styles>
